--- a/docs/使用说明书.docx
+++ b/docs/使用说明书.docx
@@ -14970,8 +14970,8 @@
   </w:latentStyles>
   <w:style w:type="paragraph" w:default="1" w:styleId="1">
     <w:name w:val="Normal"/>
+    <w:uiPriority w:val="0"/>
     <w:qFormat/>
-    <w:uiPriority w:val="0"/>
     <w:pPr>
       <w:widowControl w:val="0"/>
       <w:jc w:val="both"/>
@@ -14986,8 +14986,8 @@
   <w:style w:type="paragraph" w:styleId="2">
     <w:name w:val="heading 1"/>
     <w:next w:val="1"/>
+    <w:uiPriority w:val="0"/>
     <w:qFormat/>
-    <w:uiPriority w:val="0"/>
     <w:pPr>
       <w:spacing w:before="240" w:after="200" w:line="330" w:lineRule="auto"/>
       <w:outlineLvl w:val="0"/>
@@ -15004,8 +15004,8 @@
   <w:style w:type="paragraph" w:styleId="3">
     <w:name w:val="heading 2"/>
     <w:next w:val="1"/>
+    <w:uiPriority w:val="0"/>
     <w:qFormat/>
-    <w:uiPriority w:val="0"/>
     <w:pPr>
       <w:spacing w:before="220" w:after="120" w:line="330" w:lineRule="auto"/>
       <w:outlineLvl w:val="1"/>
@@ -15022,8 +15022,8 @@
   <w:style w:type="paragraph" w:styleId="4">
     <w:name w:val="heading 3"/>
     <w:next w:val="1"/>
+    <w:uiPriority w:val="0"/>
     <w:qFormat/>
-    <w:uiPriority w:val="0"/>
     <w:pPr>
       <w:spacing w:line="330" w:lineRule="auto"/>
     </w:pPr>
@@ -15037,8 +15037,8 @@
   <w:style w:type="paragraph" w:styleId="5">
     <w:name w:val="heading 4"/>
     <w:next w:val="1"/>
+    <w:uiPriority w:val="0"/>
     <w:qFormat/>
-    <w:uiPriority w:val="0"/>
     <w:pPr>
       <w:spacing w:line="330" w:lineRule="auto"/>
     </w:pPr>
@@ -15054,8 +15054,8 @@
   <w:style w:type="paragraph" w:styleId="6">
     <w:name w:val="heading 5"/>
     <w:next w:val="1"/>
+    <w:uiPriority w:val="0"/>
     <w:qFormat/>
-    <w:uiPriority w:val="0"/>
     <w:pPr>
       <w:spacing w:line="330" w:lineRule="auto"/>
     </w:pPr>
@@ -15069,8 +15069,8 @@
   <w:style w:type="paragraph" w:styleId="7">
     <w:name w:val="heading 6"/>
     <w:next w:val="1"/>
+    <w:uiPriority w:val="0"/>
     <w:qFormat/>
-    <w:uiPriority w:val="0"/>
     <w:pPr>
       <w:spacing w:line="330" w:lineRule="auto"/>
     </w:pPr>
@@ -15083,13 +15083,13 @@
   </w:style>
   <w:style w:type="character" w:default="1" w:styleId="14">
     <w:name w:val="Default Paragraph Font"/>
+    <w:uiPriority w:val="0"/>
     <w:semiHidden/>
-    <w:uiPriority w:val="0"/>
   </w:style>
   <w:style w:type="table" w:default="1" w:styleId="13">
     <w:name w:val="Normal Table"/>
+    <w:uiPriority w:val="0"/>
     <w:semiHidden/>
-    <w:uiPriority w:val="0"/>
     <w:tblPr>
       <w:tblCellMar>
         <w:top w:w="0" w:type="dxa"/>
@@ -15102,10 +15102,10 @@
   <w:style w:type="paragraph" w:styleId="8">
     <w:name w:val="endnote text"/>
     <w:link w:val="20"/>
+    <w:uiPriority w:val="99"/>
     <w:semiHidden/>
     <w:unhideWhenUsed/>
     <w:qFormat/>
-    <w:uiPriority w:val="99"/>
     <w:pPr>
       <w:spacing w:after="0" w:line="240" w:lineRule="auto"/>
     </w:pPr>
@@ -15125,10 +15125,10 @@
   <w:style w:type="paragraph" w:styleId="10">
     <w:name w:val="footnote text"/>
     <w:link w:val="19"/>
+    <w:uiPriority w:val="99"/>
     <w:semiHidden/>
     <w:unhideWhenUsed/>
     <w:qFormat/>
-    <w:uiPriority w:val="99"/>
     <w:pPr>
       <w:spacing w:after="0" w:line="240" w:lineRule="auto"/>
     </w:pPr>
@@ -15150,8 +15150,8 @@
   </w:style>
   <w:style w:type="paragraph" w:styleId="12">
     <w:name w:val="Title"/>
+    <w:uiPriority w:val="0"/>
     <w:qFormat/>
-    <w:uiPriority w:val="0"/>
     <w:pPr>
       <w:spacing w:line="330" w:lineRule="auto"/>
     </w:pPr>
@@ -15164,19 +15164,19 @@
   </w:style>
   <w:style w:type="character" w:styleId="15">
     <w:name w:val="endnote reference"/>
+    <w:uiPriority w:val="99"/>
     <w:semiHidden/>
     <w:unhideWhenUsed/>
     <w:qFormat/>
-    <w:uiPriority w:val="99"/>
     <w:rPr>
       <w:vertAlign w:val="superscript"/>
     </w:rPr>
   </w:style>
   <w:style w:type="character" w:styleId="16">
     <w:name w:val="Hyperlink"/>
+    <w:uiPriority w:val="99"/>
     <w:unhideWhenUsed/>
     <w:qFormat/>
-    <w:uiPriority w:val="99"/>
     <w:rPr>
       <w:color w:val="0563C1"/>
       <w:u w:val="single"/>
@@ -15184,18 +15184,18 @@
   </w:style>
   <w:style w:type="character" w:styleId="17">
     <w:name w:val="footnote reference"/>
+    <w:uiPriority w:val="99"/>
     <w:semiHidden/>
     <w:unhideWhenUsed/>
     <w:qFormat/>
-    <w:uiPriority w:val="99"/>
     <w:rPr>
       <w:vertAlign w:val="superscript"/>
     </w:rPr>
   </w:style>
   <w:style w:type="paragraph" w:styleId="18">
     <w:name w:val="List Paragraph"/>
+    <w:uiPriority w:val="0"/>
     <w:qFormat/>
-    <w:uiPriority w:val="0"/>
     <w:pPr>
       <w:spacing w:line="330" w:lineRule="auto"/>
     </w:pPr>
@@ -15209,10 +15209,10 @@
   <w:style w:type="character" w:customStyle="1" w:styleId="19">
     <w:name w:val="Footnote Text Char"/>
     <w:link w:val="10"/>
+    <w:uiPriority w:val="99"/>
     <w:semiHidden/>
     <w:unhideWhenUsed/>
     <w:qFormat/>
-    <w:uiPriority w:val="99"/>
     <w:rPr>
       <w:sz w:val="20"/>
       <w:szCs w:val="20"/>
@@ -15221,10 +15221,10 @@
   <w:style w:type="character" w:customStyle="1" w:styleId="20">
     <w:name w:val="Endnote Text Char"/>
     <w:link w:val="8"/>
+    <w:uiPriority w:val="99"/>
     <w:semiHidden/>
     <w:unhideWhenUsed/>
     <w:qFormat/>
-    <w:uiPriority w:val="99"/>
     <w:rPr>
       <w:sz w:val="20"/>
       <w:szCs w:val="20"/>
@@ -15232,8 +15232,8 @@
   </w:style>
   <w:style w:type="paragraph" w:customStyle="1" w:styleId="21">
     <w:name w:val="TOC Heading"/>
+    <w:uiPriority w:val="0"/>
     <w:qFormat/>
-    <w:uiPriority w:val="0"/>
     <w:pPr>
       <w:spacing w:after="260" w:line="330" w:lineRule="auto"/>
       <w:jc w:val="center"/>
